--- a/FINANS.docx
+++ b/FINANS.docx
@@ -17,8 +17,6 @@
         </w:rPr>
         <w:t>FINANS</w:t>
       </w:r>
-      <w:bookmarkStart w:id="0" w:name="_GoBack"/>
-      <w:bookmarkEnd w:id="0"/>
     </w:p>
     <w:p>
       <w:pPr>
@@ -43,78 +41,26 @@
     <w:p>
       <w:pPr>
         <w:pStyle w:val="NormalWeb"/>
-      </w:pPr>
-      <w:r>
-        <w:t xml:space="preserve">. Usuário {id, nome, </w:t>
-      </w:r>
-      <w:proofErr w:type="spellStart"/>
-      <w:r>
-        <w:t>cpf</w:t>
-      </w:r>
-      <w:proofErr w:type="spellEnd"/>
-      <w:r>
-        <w:t xml:space="preserve">, telefone, </w:t>
-      </w:r>
-      <w:proofErr w:type="spellStart"/>
-      <w:r>
-        <w:t>endereco_id</w:t>
-      </w:r>
-      <w:proofErr w:type="spellEnd"/>
-      <w:r>
-        <w:t xml:space="preserve">, </w:t>
-      </w:r>
-      <w:proofErr w:type="spellStart"/>
-      <w:r>
-        <w:t>email</w:t>
-      </w:r>
-      <w:proofErr w:type="spellEnd"/>
-      <w:r>
-        <w:t xml:space="preserve">, </w:t>
-      </w:r>
-      <w:proofErr w:type="gramStart"/>
-      <w:r>
-        <w:t>tipo(</w:t>
-      </w:r>
-      <w:proofErr w:type="spellStart"/>
-      <w:proofErr w:type="gramEnd"/>
-      <w:r>
-        <w:t>adm</w:t>
-      </w:r>
-      <w:proofErr w:type="spellEnd"/>
-      <w:r>
-        <w:t xml:space="preserve">, restrito), status, senha}: terá acesso ao sistema de uma empresa, todo usuário tem uma ou vários acessos ao sistema da empresa. </w:t>
-      </w:r>
-      <w:proofErr w:type="spellStart"/>
-      <w:r>
-        <w:t>Adm</w:t>
-      </w:r>
-      <w:proofErr w:type="spellEnd"/>
-      <w:r>
-        <w:t xml:space="preserve">: responsável por manter clientes, produtos, transações e parcelas; Restrito: terá a permissão de registrar </w:t>
-      </w:r>
-      <w:proofErr w:type="spellStart"/>
-      <w:r>
-        <w:t>transacoes</w:t>
-      </w:r>
-      <w:proofErr w:type="spellEnd"/>
-      <w:r>
-        <w:t xml:space="preserve">, produtos, clientes e parcelas, não </w:t>
-      </w:r>
-      <w:proofErr w:type="spellStart"/>
-      <w:r>
-        <w:t>consiguirá</w:t>
-      </w:r>
-      <w:proofErr w:type="spellEnd"/>
-      <w:r>
-        <w:t xml:space="preserve"> excluir, mas pode editar alguns dados. Para o usuário fazer </w:t>
-      </w:r>
-      <w:proofErr w:type="spellStart"/>
-      <w:r>
-        <w:t>login</w:t>
-      </w:r>
-      <w:proofErr w:type="spellEnd"/>
-      <w:r>
-        <w:t>, ele precisa estar cadastrado em alguma empresa.</w:t>
+        <w:ind w:left="360"/>
+      </w:pPr>
+      <w:r>
+        <w:t xml:space="preserve">- BANCO: </w:t>
+      </w:r>
+      <w:proofErr w:type="spellStart"/>
+      <w:r>
+        <w:t>Muli-tenancy</w:t>
+      </w:r>
+      <w:proofErr w:type="spellEnd"/>
+      <w:r>
+        <w:t xml:space="preserve">/Banco por empresa (se o sistema for um sucesso), agora, irei utilizar apenas Banco único contendo a chave estrangeira: </w:t>
+      </w:r>
+      <w:proofErr w:type="spellStart"/>
+      <w:r>
+        <w:t>empresa_id</w:t>
+      </w:r>
+      <w:proofErr w:type="spellEnd"/>
+      <w:r>
+        <w:t>.</w:t>
       </w:r>
     </w:p>
     <w:p>
@@ -122,15 +68,15 @@
         <w:pStyle w:val="NormalWeb"/>
       </w:pPr>
       <w:r>
-        <w:t xml:space="preserve">. Empresa {id, </w:t>
-      </w:r>
-      <w:proofErr w:type="spellStart"/>
-      <w:r>
-        <w:t>cnpj</w:t>
-      </w:r>
-      <w:proofErr w:type="spellEnd"/>
-      <w:r>
-        <w:t xml:space="preserve">, nome, </w:t>
+        <w:t xml:space="preserve">. Usuário {id, nome, </w:t>
+      </w:r>
+      <w:proofErr w:type="spellStart"/>
+      <w:r>
+        <w:t>cpf</w:t>
+      </w:r>
+      <w:proofErr w:type="spellEnd"/>
+      <w:r>
+        <w:t xml:space="preserve">, telefone, </w:t>
       </w:r>
       <w:proofErr w:type="spellStart"/>
       <w:r>
@@ -138,7 +84,7 @@
       </w:r>
       <w:proofErr w:type="spellEnd"/>
       <w:r>
-        <w:t xml:space="preserve">, telefone, </w:t>
+        <w:t xml:space="preserve">, </w:t>
       </w:r>
       <w:proofErr w:type="spellStart"/>
       <w:r>
@@ -146,23 +92,39 @@
       </w:r>
       <w:proofErr w:type="spellEnd"/>
       <w:r>
-        <w:t xml:space="preserve">, status, </w:t>
-      </w:r>
-      <w:proofErr w:type="spellStart"/>
-      <w:r>
-        <w:t>usuario_id</w:t>
-      </w:r>
-      <w:proofErr w:type="spellEnd"/>
-      <w:r>
-        <w:t>/</w:t>
-      </w:r>
-      <w:proofErr w:type="spellStart"/>
-      <w:r>
-        <w:t>adm_id</w:t>
-      </w:r>
-      <w:proofErr w:type="spellEnd"/>
-      <w:r>
-        <w:t>}: o sistema será referente a empresa/unidade, o que pensei foi, se futuramente eu quiser vender, eu como administrador do sistema, cadastraria a empresa e criaria um banco para cada, e esta seria a separação dos dados. Se tiver uma opção melhor, pode comentar.</w:t>
+        <w:t xml:space="preserve">, status, senha}: terá acesso ao sistema de uma empresa, todo usuário tem uma ou vários acessos ao sistema da empresa. </w:t>
+      </w:r>
+      <w:proofErr w:type="spellStart"/>
+      <w:r>
+        <w:t>Adm</w:t>
+      </w:r>
+      <w:proofErr w:type="spellEnd"/>
+      <w:r>
+        <w:t xml:space="preserve">: responsável por manter clientes, produtos, transações e parcelas; Restrito: terá a permissão de registrar </w:t>
+      </w:r>
+      <w:proofErr w:type="spellStart"/>
+      <w:r>
+        <w:t>transacoes</w:t>
+      </w:r>
+      <w:proofErr w:type="spellEnd"/>
+      <w:r>
+        <w:t xml:space="preserve">, produtos, clientes e parcelas, não </w:t>
+      </w:r>
+      <w:proofErr w:type="spellStart"/>
+      <w:r>
+        <w:t>consiguirá</w:t>
+      </w:r>
+      <w:proofErr w:type="spellEnd"/>
+      <w:r>
+        <w:t xml:space="preserve"> excluir, mas pode editar alguns dados. Para o usuário fazer </w:t>
+      </w:r>
+      <w:proofErr w:type="spellStart"/>
+      <w:r>
+        <w:t>login</w:t>
+      </w:r>
+      <w:proofErr w:type="spellEnd"/>
+      <w:r>
+        <w:t>, ele precisa estar cadastrado em alguma empresa.</w:t>
       </w:r>
     </w:p>
     <w:p>
@@ -170,55 +132,23 @@
         <w:pStyle w:val="NormalWeb"/>
       </w:pPr>
       <w:r>
-        <w:t xml:space="preserve">. </w:t>
-      </w:r>
-      <w:proofErr w:type="spellStart"/>
-      <w:r>
-        <w:t>Empresa_Usuario</w:t>
-      </w:r>
-      <w:proofErr w:type="spellEnd"/>
-      <w:r>
-        <w:t xml:space="preserve"> {id, </w:t>
-      </w:r>
-      <w:proofErr w:type="spellStart"/>
-      <w:r>
-        <w:t>usuario_id</w:t>
-      </w:r>
-      <w:proofErr w:type="spellEnd"/>
-      <w:r>
-        <w:t xml:space="preserve">, </w:t>
-      </w:r>
-      <w:proofErr w:type="spellStart"/>
-      <w:r>
-        <w:t>empresa_id</w:t>
-      </w:r>
-      <w:proofErr w:type="spellEnd"/>
-      <w:r>
-        <w:t xml:space="preserve">}: tabela de relacionamento, eu faria o primeiro registro do usuário ADM, depois, este usuário pode definir quem pode fazer parte da sua empresa. Para o caso de primeiro usuário ADM/dono da empresa: ao acessar o sistema, teria a opção de cadastrar sua empresa, teria toda a documentação, </w:t>
-      </w:r>
-      <w:proofErr w:type="spellStart"/>
-      <w:r>
-        <w:t>formulario</w:t>
-      </w:r>
-      <w:proofErr w:type="spellEnd"/>
-      <w:r>
-        <w:t xml:space="preserve"> de cadastro e o plano da aquisição, ainda não pensei em quanto seria o orçamento, com isso, EU MESMO, o criador do sistema, criaria o banco da empresa e daria o acesso ao usuário. (Não sei ainda se é a melhor forma, estou usando o modelo que a empresa que estou trabalhando usa). Agora, para o caso de outros usuários, pensei no seguinte, a pessoa instala o </w:t>
-      </w:r>
-      <w:proofErr w:type="spellStart"/>
-      <w:r>
-        <w:t>app</w:t>
-      </w:r>
-      <w:proofErr w:type="spellEnd"/>
-      <w:r>
-        <w:t xml:space="preserve">, se cadastra, e exibirá as empresas em que ele está </w:t>
-      </w:r>
-      <w:proofErr w:type="gramStart"/>
-      <w:r>
-        <w:t>filiada/relacionada</w:t>
-      </w:r>
-      <w:proofErr w:type="gramEnd"/>
-      <w:r>
-        <w:t xml:space="preserve">, quem fará esse relacionamento é o ADM/dono, que terá a opção de enviar convite para novos colaboradores por </w:t>
+        <w:t xml:space="preserve">. Empresa {id, </w:t>
+      </w:r>
+      <w:proofErr w:type="spellStart"/>
+      <w:r>
+        <w:t>cnpj</w:t>
+      </w:r>
+      <w:proofErr w:type="spellEnd"/>
+      <w:r>
+        <w:t xml:space="preserve">, nome, </w:t>
+      </w:r>
+      <w:proofErr w:type="spellStart"/>
+      <w:r>
+        <w:t>endereco_id</w:t>
+      </w:r>
+      <w:proofErr w:type="spellEnd"/>
+      <w:r>
+        <w:t xml:space="preserve">, telefone, </w:t>
       </w:r>
       <w:proofErr w:type="spellStart"/>
       <w:r>
@@ -226,7 +156,18 @@
       </w:r>
       <w:proofErr w:type="spellEnd"/>
       <w:r>
-        <w:t>.</w:t>
+        <w:t xml:space="preserve">, status, </w:t>
+      </w:r>
+      <w:proofErr w:type="spellStart"/>
+      <w:r>
+        <w:t>dono</w:t>
+      </w:r>
+      <w:r>
+        <w:t>_id</w:t>
+      </w:r>
+      <w:proofErr w:type="spellEnd"/>
+      <w:r>
+        <w:t>}: o sistema será referente a empresa/unidade, o que pensei foi, se futuramente eu quiser vender, eu como administrador do sistema, cadastraria a empresa e criaria um banco para cada, e esta seria a separação dos dados. Se tiver uma opção melhor, pode comentar.</w:t>
       </w:r>
     </w:p>
     <w:p>
@@ -234,11 +175,19 @@
         <w:pStyle w:val="NormalWeb"/>
       </w:pPr>
       <w:r>
-        <w:t xml:space="preserve">. Cliente {id, </w:t>
-      </w:r>
-      <w:proofErr w:type="spellStart"/>
-      <w:r>
-        <w:t>cpf</w:t>
+        <w:t xml:space="preserve">. </w:t>
+      </w:r>
+      <w:proofErr w:type="spellStart"/>
+      <w:r>
+        <w:t>Empresa_Usuario</w:t>
+      </w:r>
+      <w:proofErr w:type="spellEnd"/>
+      <w:r>
+        <w:t xml:space="preserve"> {id, </w:t>
+      </w:r>
+      <w:proofErr w:type="spellStart"/>
+      <w:r>
+        <w:t>usuario_id</w:t>
       </w:r>
       <w:proofErr w:type="spellEnd"/>
       <w:r>
@@ -246,23 +195,55 @@
       </w:r>
       <w:proofErr w:type="spellStart"/>
       <w:r>
-        <w:t>endereco_id</w:t>
-      </w:r>
-      <w:proofErr w:type="spellEnd"/>
-      <w:r>
-        <w:t xml:space="preserve">, telefone, nome, </w:t>
+        <w:t>empresa_id</w:t>
+      </w:r>
+      <w:proofErr w:type="spellEnd"/>
+      <w:r>
+        <w:t xml:space="preserve">, </w:t>
       </w:r>
       <w:proofErr w:type="gramStart"/>
       <w:r>
-        <w:t>status(</w:t>
-      </w:r>
+        <w:t>tipo(</w:t>
+      </w:r>
+      <w:proofErr w:type="spellStart"/>
       <w:proofErr w:type="gramEnd"/>
       <w:r>
-        <w:t xml:space="preserve">devendo, quitado todas as parcelas), REMOVIDO}: cliente é só um objeto/classe, não será um ator. Quem terá acesso ao sistema será somente os usuários. Futuramente, pensei em com o número do telefone, caso o cliente não tenha pago alguma prestação, seja enviado uma mensagem de cobrança da empresa para ele por meio do </w:t>
-      </w:r>
-      <w:proofErr w:type="spellStart"/>
-      <w:r>
-        <w:t>whatsapp</w:t>
+        <w:t>adm</w:t>
+      </w:r>
+      <w:proofErr w:type="spellEnd"/>
+      <w:r>
+        <w:t>, restrito)</w:t>
+      </w:r>
+      <w:r>
+        <w:t xml:space="preserve">}: tabela de relacionamento, eu faria o primeiro registro do usuário ADM, depois, este usuário pode definir quem pode fazer parte da sua empresa. Para o caso de primeiro usuário ADM/dono da empresa: ao acessar o sistema, teria a opção de cadastrar sua empresa, teria toda a documentação, </w:t>
+      </w:r>
+      <w:proofErr w:type="spellStart"/>
+      <w:r>
+        <w:t>formulario</w:t>
+      </w:r>
+      <w:proofErr w:type="spellEnd"/>
+      <w:r>
+        <w:t xml:space="preserve"> de cadastro e o plano da aquisição, ainda não pensei em quanto seria o orçamento, com isso, EU MESMO, o criador do sistema, criaria o banco da empresa e daria o acesso ao usuário. (Não sei ainda se é a melhor forma, estou usando o modelo que a empresa que estou trabalhando usa). Agora, para o caso de outros usuários, pensei no seguinte, a pessoa instala o </w:t>
+      </w:r>
+      <w:proofErr w:type="spellStart"/>
+      <w:r>
+        <w:t>app</w:t>
+      </w:r>
+      <w:proofErr w:type="spellEnd"/>
+      <w:r>
+        <w:t xml:space="preserve">, se cadastra, e exibirá as empresas em que ele está </w:t>
+      </w:r>
+      <w:proofErr w:type="gramStart"/>
+      <w:r>
+        <w:t>filiada/relacionada</w:t>
+      </w:r>
+      <w:proofErr w:type="gramEnd"/>
+      <w:r>
+        <w:t xml:space="preserve">, quem fará esse relacionamento é o ADM/dono, que terá a opção de enviar convite para novos colaboradores por </w:t>
+      </w:r>
+      <w:proofErr w:type="spellStart"/>
+      <w:r>
+        <w:t>email</w:t>
       </w:r>
       <w:proofErr w:type="spellEnd"/>
       <w:r>
@@ -274,15 +255,50 @@
         <w:pStyle w:val="NormalWeb"/>
       </w:pPr>
       <w:r>
-        <w:t xml:space="preserve">. Produto: {id, nome, marca, valor, </w:t>
-      </w:r>
-      <w:proofErr w:type="spellStart"/>
-      <w:r>
-        <w:t>descricao</w:t>
-      </w:r>
-      <w:proofErr w:type="spellEnd"/>
-      <w:r>
-        <w:t>, estoque, status}: para ter uma venda é necessário ter algum produto em estoque.</w:t>
+        <w:t xml:space="preserve">. Cliente {id, </w:t>
+      </w:r>
+      <w:proofErr w:type="spellStart"/>
+      <w:r>
+        <w:t>cpf</w:t>
+      </w:r>
+      <w:proofErr w:type="spellEnd"/>
+      <w:r>
+        <w:t xml:space="preserve">, </w:t>
+      </w:r>
+      <w:proofErr w:type="spellStart"/>
+      <w:r>
+        <w:t>endereco_id</w:t>
+      </w:r>
+      <w:proofErr w:type="spellEnd"/>
+      <w:r>
+        <w:t xml:space="preserve">, telefone, nome, </w:t>
+      </w:r>
+      <w:proofErr w:type="gramStart"/>
+      <w:r>
+        <w:t>status(</w:t>
+      </w:r>
+      <w:proofErr w:type="gramEnd"/>
+      <w:r>
+        <w:t>devendo, quitado todas as parcelas), REMOVIDO</w:t>
+      </w:r>
+      <w:r>
+        <w:t xml:space="preserve">, </w:t>
+      </w:r>
+      <w:proofErr w:type="spellStart"/>
+      <w:r>
+        <w:t>empresa_id</w:t>
+      </w:r>
+      <w:proofErr w:type="spellEnd"/>
+      <w:r>
+        <w:t xml:space="preserve">}: cliente é só um objeto/classe, não será um ator. Quem terá acesso ao sistema será somente os usuários. Futuramente, pensei em com o número do telefone, caso o cliente não tenha pago alguma prestação, seja enviado uma mensagem de cobrança da empresa para ele por meio do </w:t>
+      </w:r>
+      <w:proofErr w:type="spellStart"/>
+      <w:r>
+        <w:t>whatsapp</w:t>
+      </w:r>
+      <w:proofErr w:type="spellEnd"/>
+      <w:r>
+        <w:t>.</w:t>
       </w:r>
     </w:p>
     <w:p>
@@ -290,116 +306,26 @@
         <w:pStyle w:val="NormalWeb"/>
       </w:pPr>
       <w:r>
-        <w:t xml:space="preserve">. </w:t>
-      </w:r>
-      <w:proofErr w:type="spellStart"/>
-      <w:r>
-        <w:t>Transacoes</w:t>
-      </w:r>
-      <w:proofErr w:type="spellEnd"/>
-      <w:r>
-        <w:t xml:space="preserve">: {id, </w:t>
-      </w:r>
-      <w:proofErr w:type="spellStart"/>
-      <w:r>
-        <w:t>produto_id</w:t>
-      </w:r>
-      <w:proofErr w:type="spellEnd"/>
+        <w:t xml:space="preserve">. Produto: {id, nome, marca, valor, </w:t>
+      </w:r>
+      <w:proofErr w:type="spellStart"/>
+      <w:r>
+        <w:t>descricao</w:t>
+      </w:r>
+      <w:proofErr w:type="spellEnd"/>
+      <w:r>
+        <w:t>, estoque, status</w:t>
+      </w:r>
       <w:r>
         <w:t xml:space="preserve">, </w:t>
       </w:r>
       <w:proofErr w:type="spellStart"/>
       <w:r>
-        <w:t>cliente_id</w:t>
-      </w:r>
-      <w:proofErr w:type="spellEnd"/>
-      <w:r>
-        <w:t xml:space="preserve">, </w:t>
-      </w:r>
-      <w:proofErr w:type="spellStart"/>
-      <w:r>
-        <w:t>qtd_parcelas</w:t>
-      </w:r>
-      <w:proofErr w:type="spellEnd"/>
-      <w:r>
-        <w:t xml:space="preserve">, </w:t>
-      </w:r>
-      <w:proofErr w:type="spellStart"/>
-      <w:r>
-        <w:t>tipo_pagamento</w:t>
-      </w:r>
-      <w:proofErr w:type="spellEnd"/>
-      <w:r>
-        <w:t xml:space="preserve"> (</w:t>
-      </w:r>
-      <w:proofErr w:type="spellStart"/>
-      <w:r>
-        <w:t>pix</w:t>
-      </w:r>
-      <w:proofErr w:type="spellEnd"/>
-      <w:r>
-        <w:t xml:space="preserve">, boleto, </w:t>
-      </w:r>
-      <w:proofErr w:type="spellStart"/>
-      <w:r>
-        <w:t>cartao</w:t>
-      </w:r>
-      <w:proofErr w:type="spellEnd"/>
-      <w:proofErr w:type="gramStart"/>
-      <w:r>
-        <w:t xml:space="preserve"> ....</w:t>
-      </w:r>
-      <w:proofErr w:type="gramEnd"/>
-      <w:r>
-        <w:t xml:space="preserve"> ), status (quitado ou não quitado), data, </w:t>
-      </w:r>
-      <w:proofErr w:type="spellStart"/>
-      <w:r>
-        <w:t>qtd</w:t>
-      </w:r>
-      <w:proofErr w:type="spellEnd"/>
-      <w:r>
-        <w:t xml:space="preserve">, </w:t>
-      </w:r>
-      <w:proofErr w:type="spellStart"/>
-      <w:r>
-        <w:t>valor_total</w:t>
-      </w:r>
-      <w:proofErr w:type="spellEnd"/>
-      <w:r>
-        <w:t xml:space="preserve">, </w:t>
-      </w:r>
-      <w:proofErr w:type="spellStart"/>
-      <w:r>
-        <w:t>usuario_id</w:t>
-      </w:r>
-      <w:proofErr w:type="spellEnd"/>
-      <w:r>
-        <w:t xml:space="preserve">, TIPO_MOVIMENTACAO (entrada, </w:t>
-      </w:r>
-      <w:proofErr w:type="spellStart"/>
-      <w:r>
-        <w:t>saida</w:t>
-      </w:r>
-      <w:proofErr w:type="spellEnd"/>
-      <w:r>
-        <w:t xml:space="preserve">)}: deixei </w:t>
-      </w:r>
-      <w:proofErr w:type="spellStart"/>
-      <w:r>
-        <w:t>tipo_movimentacao</w:t>
-      </w:r>
-      <w:proofErr w:type="spellEnd"/>
-      <w:r>
-        <w:t xml:space="preserve"> capsulado por que não sei se é o melhor criar uma tabela para isso ou não, pois seria algo referente ao estoque, entrada de produtos ou </w:t>
-      </w:r>
-      <w:proofErr w:type="spellStart"/>
-      <w:r>
-        <w:t>saida</w:t>
-      </w:r>
-      <w:proofErr w:type="spellEnd"/>
-      <w:r>
-        <w:t xml:space="preserve"> de produtos. Bom esta é a tabela principal, responsável por identificar o que o cliente comprou, quanto, qual a forma de pagamento, quem foi o responsável pela venda e outros.</w:t>
+        <w:t>empresa_id</w:t>
+      </w:r>
+      <w:proofErr w:type="spellEnd"/>
+      <w:r>
+        <w:t>}: para ter uma venda é necessário ter algum produto em estoque.</w:t>
       </w:r>
     </w:p>
     <w:p>
@@ -407,15 +333,133 @@
         <w:pStyle w:val="NormalWeb"/>
       </w:pPr>
       <w:r>
-        <w:t xml:space="preserve">. Tipo pagamento {id, nome, </w:t>
-      </w:r>
-      <w:proofErr w:type="spellStart"/>
-      <w:r>
-        <w:t>aceita_parcelamento</w:t>
-      </w:r>
-      <w:proofErr w:type="spellEnd"/>
-      <w:r>
-        <w:t>}: tabela para popular campos</w:t>
+        <w:t xml:space="preserve">. </w:t>
+      </w:r>
+      <w:proofErr w:type="spellStart"/>
+      <w:r>
+        <w:t>Transacoes</w:t>
+      </w:r>
+      <w:proofErr w:type="spellEnd"/>
+      <w:r>
+        <w:t xml:space="preserve">: {id, </w:t>
+      </w:r>
+      <w:proofErr w:type="spellStart"/>
+      <w:r>
+        <w:t>produto_id</w:t>
+      </w:r>
+      <w:proofErr w:type="spellEnd"/>
+      <w:r>
+        <w:t xml:space="preserve">, </w:t>
+      </w:r>
+      <w:proofErr w:type="spellStart"/>
+      <w:r>
+        <w:t>cliente_id</w:t>
+      </w:r>
+      <w:proofErr w:type="spellEnd"/>
+      <w:r>
+        <w:t xml:space="preserve">, </w:t>
+      </w:r>
+      <w:proofErr w:type="spellStart"/>
+      <w:r>
+        <w:t>qtd_parcelas</w:t>
+      </w:r>
+      <w:proofErr w:type="spellEnd"/>
+      <w:r>
+        <w:t xml:space="preserve">, </w:t>
+      </w:r>
+      <w:proofErr w:type="spellStart"/>
+      <w:r>
+        <w:t>tipo_paga</w:t>
+      </w:r>
+      <w:r>
+        <w:t>mento</w:t>
+      </w:r>
+      <w:proofErr w:type="spellEnd"/>
+      <w:r>
+        <w:t xml:space="preserve"> (</w:t>
+      </w:r>
+      <w:proofErr w:type="spellStart"/>
+      <w:r>
+        <w:t>pix</w:t>
+      </w:r>
+      <w:proofErr w:type="spellEnd"/>
+      <w:r>
+        <w:t xml:space="preserve">, boleto, </w:t>
+      </w:r>
+      <w:proofErr w:type="spellStart"/>
+      <w:r>
+        <w:t>cartao</w:t>
+      </w:r>
+      <w:proofErr w:type="spellEnd"/>
+      <w:proofErr w:type="gramStart"/>
+      <w:r>
+        <w:t xml:space="preserve"> ....</w:t>
+      </w:r>
+      <w:proofErr w:type="gramEnd"/>
+      <w:r>
+        <w:t xml:space="preserve">), status (quitado ou não quitado), data, </w:t>
+      </w:r>
+      <w:proofErr w:type="spellStart"/>
+      <w:r>
+        <w:t>qtd</w:t>
+      </w:r>
+      <w:proofErr w:type="spellEnd"/>
+      <w:r>
+        <w:t xml:space="preserve">, </w:t>
+      </w:r>
+      <w:proofErr w:type="spellStart"/>
+      <w:r>
+        <w:t>valor_total</w:t>
+      </w:r>
+      <w:proofErr w:type="spellEnd"/>
+      <w:r>
+        <w:t xml:space="preserve">, </w:t>
+      </w:r>
+      <w:proofErr w:type="spellStart"/>
+      <w:r>
+        <w:t>usuario_id</w:t>
+      </w:r>
+      <w:proofErr w:type="spellEnd"/>
+      <w:r>
+        <w:t>,</w:t>
+      </w:r>
+      <w:r>
+        <w:t xml:space="preserve"> </w:t>
+      </w:r>
+      <w:proofErr w:type="spellStart"/>
+      <w:r>
+        <w:t>empresa_id</w:t>
+      </w:r>
+      <w:proofErr w:type="spellEnd"/>
+      <w:r>
+        <w:t>,</w:t>
+      </w:r>
+      <w:r>
+        <w:t xml:space="preserve"> TIPO_MOVIMENTACAO (entrada, </w:t>
+      </w:r>
+      <w:proofErr w:type="spellStart"/>
+      <w:r>
+        <w:t>saida</w:t>
+      </w:r>
+      <w:proofErr w:type="spellEnd"/>
+      <w:r>
+        <w:t xml:space="preserve">)}: deixei </w:t>
+      </w:r>
+      <w:proofErr w:type="spellStart"/>
+      <w:r>
+        <w:t>tipo_movimentacao</w:t>
+      </w:r>
+      <w:proofErr w:type="spellEnd"/>
+      <w:r>
+        <w:t xml:space="preserve"> capsulado por que não sei se é o melhor criar uma tabela para isso ou não, pois seria algo referente ao estoque, entrada de produtos ou </w:t>
+      </w:r>
+      <w:proofErr w:type="spellStart"/>
+      <w:r>
+        <w:t>saida</w:t>
+      </w:r>
+      <w:proofErr w:type="spellEnd"/>
+      <w:r>
+        <w:t xml:space="preserve"> de produtos. Bom esta é a tabela principal, responsável por identificar o que o cliente comprou, quanto, qual a forma de pagamento, quem foi o responsável pela venda e outros.</w:t>
       </w:r>
     </w:p>
     <w:p>
@@ -424,6 +468,22 @@
       </w:pPr>
       <w:r>
         <w:lastRenderedPageBreak/>
+        <w:t xml:space="preserve">. Tipo pagamento {id, nome, </w:t>
+      </w:r>
+      <w:proofErr w:type="spellStart"/>
+      <w:r>
+        <w:t>aceita_parcelamento</w:t>
+      </w:r>
+      <w:proofErr w:type="spellEnd"/>
+      <w:r>
+        <w:t>}: tabela para popular campos</w:t>
+      </w:r>
+    </w:p>
+    <w:p>
+      <w:pPr>
+        <w:pStyle w:val="NormalWeb"/>
+      </w:pPr>
+      <w:r>
         <w:t xml:space="preserve">. </w:t>
       </w:r>
       <w:proofErr w:type="spellStart"/>
@@ -451,10 +511,86 @@
         <w:t xml:space="preserve"> dos principais atores.</w:t>
       </w:r>
     </w:p>
-    <w:p/>
+    <w:p>
+      <w:r>
+        <w:t xml:space="preserve">. Parcelas {id, </w:t>
+      </w:r>
+      <w:proofErr w:type="spellStart"/>
+      <w:r>
+        <w:t>transação_id</w:t>
+      </w:r>
+      <w:proofErr w:type="spellEnd"/>
+      <w:r>
+        <w:t xml:space="preserve">, </w:t>
+      </w:r>
+      <w:proofErr w:type="spellStart"/>
+      <w:r>
+        <w:t>valor_unitario</w:t>
+      </w:r>
+      <w:proofErr w:type="spellEnd"/>
+      <w:r>
+        <w:t xml:space="preserve">, </w:t>
+      </w:r>
+      <w:proofErr w:type="spellStart"/>
+      <w:r>
+        <w:t>codigo</w:t>
+      </w:r>
+      <w:proofErr w:type="spellEnd"/>
+      <w:r>
+        <w:t xml:space="preserve">, </w:t>
+      </w:r>
+      <w:proofErr w:type="spellStart"/>
+      <w:r>
+        <w:t>data</w:t>
+      </w:r>
+      <w:r>
+        <w:t>_vencimento</w:t>
+      </w:r>
+      <w:proofErr w:type="spellEnd"/>
+      <w:r>
+        <w:t>,</w:t>
+      </w:r>
+      <w:r>
+        <w:t xml:space="preserve"> </w:t>
+      </w:r>
+      <w:proofErr w:type="spellStart"/>
+      <w:r>
+        <w:t>data_pagamento</w:t>
+      </w:r>
+      <w:proofErr w:type="spellEnd"/>
+      <w:r>
+        <w:t>,</w:t>
+      </w:r>
+      <w:r>
+        <w:t xml:space="preserve"> status</w:t>
+      </w:r>
+      <w:r>
+        <w:t xml:space="preserve"> (PAGO </w:t>
+      </w:r>
+      <w:r>
+        <w:rPr>
+          <w:u w:val="single"/>
+        </w:rPr>
+        <w:t>O</w:t>
+      </w:r>
+      <w:bookmarkStart w:id="0" w:name="_GoBack"/>
+      <w:bookmarkEnd w:id="0"/>
+      <w:r>
+        <w:rPr>
+          <w:u w:val="single"/>
+        </w:rPr>
+        <w:t>U</w:t>
+      </w:r>
+      <w:r>
+        <w:t xml:space="preserve"> PENDENTE)</w:t>
+      </w:r>
+      <w:r>
+        <w:t>}</w:t>
+      </w:r>
+    </w:p>
     <w:sectPr>
       <w:pgSz w:w="11906" w:h="16838"/>
-      <w:pgMar w:top="1417" w:right="1701" w:bottom="1417" w:left="1701" w:header="708" w:footer="708" w:gutter="0"/>
+      <w:pgMar w:top="1418" w:right="1701" w:bottom="1418" w:left="1701" w:header="709" w:footer="709" w:gutter="0"/>
       <w:cols w:space="708"/>
       <w:docGrid w:linePitch="360"/>
     </w:sectPr>
